--- a/docs/01_Project_Description.docx
+++ b/docs/01_Project_Description.docx
@@ -16,7 +16,39 @@
           <w:sz w:val="24"/>
           <w:szCs w:val="24"/>
         </w:rPr>
-        <w:t>ВСП «Оріхівський коледж ТДАТУ"</w:t>
+        <w:t>ВСП «</w:t>
+      </w:r>
+      <w:proofErr w:type="spellStart"/>
+      <w:r>
+        <w:rPr>
+          <w:sz w:val="24"/>
+          <w:szCs w:val="24"/>
+        </w:rPr>
+        <w:t>Оріхівський</w:t>
+      </w:r>
+      <w:proofErr w:type="spellEnd"/>
+      <w:r>
+        <w:rPr>
+          <w:sz w:val="24"/>
+          <w:szCs w:val="24"/>
+        </w:rPr>
+        <w:t xml:space="preserve"> </w:t>
+      </w:r>
+      <w:proofErr w:type="spellStart"/>
+      <w:r>
+        <w:rPr>
+          <w:sz w:val="24"/>
+          <w:szCs w:val="24"/>
+        </w:rPr>
+        <w:t>коледж</w:t>
+      </w:r>
+      <w:proofErr w:type="spellEnd"/>
+      <w:r>
+        <w:rPr>
+          <w:sz w:val="24"/>
+          <w:szCs w:val="24"/>
+        </w:rPr>
+        <w:t xml:space="preserve"> ТДАТУ"</w:t>
       </w:r>
     </w:p>
     <w:p>
@@ -28,13 +60,63 @@
           <w:szCs w:val="24"/>
         </w:rPr>
       </w:pPr>
-      <w:r>
-        <w:rPr>
-          <w:sz w:val="24"/>
-          <w:szCs w:val="24"/>
-        </w:rPr>
-        <w:t>Технологія створення програмних продуктів</w:t>
-      </w:r>
+      <w:proofErr w:type="spellStart"/>
+      <w:r>
+        <w:rPr>
+          <w:sz w:val="24"/>
+          <w:szCs w:val="24"/>
+        </w:rPr>
+        <w:t>Технологія</w:t>
+      </w:r>
+      <w:proofErr w:type="spellEnd"/>
+      <w:r>
+        <w:rPr>
+          <w:sz w:val="24"/>
+          <w:szCs w:val="24"/>
+        </w:rPr>
+        <w:t xml:space="preserve"> </w:t>
+      </w:r>
+      <w:proofErr w:type="spellStart"/>
+      <w:r>
+        <w:rPr>
+          <w:sz w:val="24"/>
+          <w:szCs w:val="24"/>
+        </w:rPr>
+        <w:t>створення</w:t>
+      </w:r>
+      <w:proofErr w:type="spellEnd"/>
+      <w:r>
+        <w:rPr>
+          <w:sz w:val="24"/>
+          <w:szCs w:val="24"/>
+        </w:rPr>
+        <w:t xml:space="preserve"> </w:t>
+      </w:r>
+      <w:proofErr w:type="spellStart"/>
+      <w:r>
+        <w:rPr>
+          <w:sz w:val="24"/>
+          <w:szCs w:val="24"/>
+        </w:rPr>
+        <w:t>програмних</w:t>
+      </w:r>
+      <w:proofErr w:type="spellEnd"/>
+      <w:r>
+        <w:rPr>
+          <w:sz w:val="24"/>
+          <w:szCs w:val="24"/>
+        </w:rPr>
+        <w:t xml:space="preserve"> </w:t>
+      </w:r>
+      <w:proofErr w:type="spellStart"/>
+      <w:r>
+        <w:rPr>
+          <w:sz w:val="24"/>
+          <w:szCs w:val="24"/>
+        </w:rPr>
+        <w:t>продуктів</w:t>
+      </w:r>
+      <w:proofErr w:type="spellEnd"/>
     </w:p>
     <w:p>
       <w:pPr>
@@ -50,7 +132,23 @@
           <w:sz w:val="24"/>
           <w:szCs w:val="24"/>
         </w:rPr>
-        <w:t>Мороз Владислав, група 41кн</w:t>
+        <w:t xml:space="preserve">Мороз Владислав, </w:t>
+      </w:r>
+      <w:proofErr w:type="spellStart"/>
+      <w:r>
+        <w:rPr>
+          <w:sz w:val="24"/>
+          <w:szCs w:val="24"/>
+        </w:rPr>
+        <w:t>група</w:t>
+      </w:r>
+      <w:proofErr w:type="spellEnd"/>
+      <w:r>
+        <w:rPr>
+          <w:sz w:val="24"/>
+          <w:szCs w:val="24"/>
+        </w:rPr>
+        <w:t xml:space="preserve"> 41кн</w:t>
       </w:r>
     </w:p>
     <w:p>
@@ -89,8 +187,6 @@
           <w:szCs w:val="24"/>
         </w:rPr>
       </w:pPr>
-      <w:bookmarkStart w:id="0" w:name="_GoBack"/>
-      <w:bookmarkEnd w:id="0"/>
     </w:p>
     <w:p>
       <w:pPr>
@@ -101,41 +197,108 @@
           <w:szCs w:val="24"/>
         </w:rPr>
       </w:pPr>
-      <w:r>
-        <w:rPr>
-          <w:sz w:val="24"/>
-          <w:szCs w:val="24"/>
-        </w:rPr>
-        <w:t>Опис проєкту</w:t>
-      </w:r>
+      <w:proofErr w:type="spellStart"/>
+      <w:r>
+        <w:rPr>
+          <w:sz w:val="24"/>
+          <w:szCs w:val="24"/>
+        </w:rPr>
+        <w:t>Опис</w:t>
+      </w:r>
+      <w:proofErr w:type="spellEnd"/>
+      <w:r>
+        <w:rPr>
+          <w:sz w:val="24"/>
+          <w:szCs w:val="24"/>
+        </w:rPr>
+        <w:t xml:space="preserve"> </w:t>
+      </w:r>
+      <w:proofErr w:type="spellStart"/>
+      <w:r>
+        <w:rPr>
+          <w:sz w:val="24"/>
+          <w:szCs w:val="24"/>
+        </w:rPr>
+        <w:t>проєкту</w:t>
+      </w:r>
+      <w:proofErr w:type="spellEnd"/>
     </w:p>
     <w:p/>
-    <w:p/>
     <w:p>
-      <w:r>
-        <w:t>Мета проєкту (3–5 речень)</w:t>
-      </w:r>
-    </w:p>
-    <w:p/>
-    <w:p/>
-    <w:p>
-      <w:r>
-        <w:t>Цільова аудиторія (2–3 речення)</w:t>
-      </w:r>
-    </w:p>
-    <w:p/>
-    <w:p/>
-    <w:p>
-      <w:r>
-        <w:t>Проблема, яку вирішує продукт (3–5 речень)</w:t>
-      </w:r>
-    </w:p>
-    <w:p/>
-    <w:p/>
-    <w:p>
-      <w:r>
-        <w:t>Очікуваний результат (списком 5 пунктів)</w:t>
-      </w:r>
+      <w:proofErr w:type="spellStart"/>
+      <w:r>
+        <w:t>Поточний</w:t>
+      </w:r>
+      <w:proofErr w:type="spellEnd"/>
+      <w:r>
+        <w:t xml:space="preserve"> статус: </w:t>
+      </w:r>
+      <w:proofErr w:type="spellStart"/>
+      <w:r>
+        <w:t>виконано</w:t>
+      </w:r>
+      <w:proofErr w:type="spellEnd"/>
+      <w:r>
+        <w:t xml:space="preserve"> </w:t>
+      </w:r>
+      <w:proofErr w:type="spellStart"/>
+      <w:r>
+        <w:t>базову</w:t>
+      </w:r>
+      <w:proofErr w:type="spellEnd"/>
+      <w:r>
+        <w:t xml:space="preserve"> структуру </w:t>
+      </w:r>
+      <w:proofErr w:type="spellStart"/>
+      <w:r>
+        <w:t>проєкту</w:t>
+      </w:r>
+      <w:proofErr w:type="spellEnd"/>
+      <w:r>
+        <w:t xml:space="preserve">, </w:t>
+      </w:r>
+      <w:proofErr w:type="spellStart"/>
+      <w:r>
+        <w:t>налаштовано</w:t>
+      </w:r>
+      <w:proofErr w:type="spellEnd"/>
+      <w:r>
+        <w:t xml:space="preserve"> </w:t>
+      </w:r>
+      <w:proofErr w:type="spellStart"/>
+      <w:r>
+        <w:t>Git</w:t>
+      </w:r>
+      <w:proofErr w:type="spellEnd"/>
+      <w:r>
+        <w:t xml:space="preserve"> та </w:t>
+      </w:r>
+      <w:proofErr w:type="spellStart"/>
+      <w:r>
+        <w:t>GitHub</w:t>
+      </w:r>
+      <w:proofErr w:type="spellEnd"/>
+      <w:r>
+        <w:t xml:space="preserve">, створено </w:t>
+      </w:r>
+      <w:proofErr w:type="spellStart"/>
+      <w:r>
+        <w:t>перші</w:t>
+      </w:r>
+      <w:proofErr w:type="spellEnd"/>
+      <w:r>
+        <w:t xml:space="preserve"> </w:t>
+      </w:r>
+      <w:proofErr w:type="spellStart"/>
+      <w:r>
+        <w:t>коміти</w:t>
+      </w:r>
+      <w:proofErr w:type="spellEnd"/>
+      <w:r>
+        <w:t>.</w:t>
+      </w:r>
+      <w:bookmarkStart w:id="0" w:name="_GoBack"/>
+      <w:bookmarkEnd w:id="0"/>
     </w:p>
     <w:sectPr>
       <w:pgSz w:w="11906" w:h="16838"/>
